--- a/md/_integrated_docx_out/第三章-动态缓存管理.docx
+++ b/md/_integrated_docx_out/第三章-动态缓存管理.docx
@@ -2,7 +2,7 @@
 <file path=word/document.xml><?xml version="1.0" encoding="utf-8"?>
 <w:document xmlns:w="http://schemas.openxmlformats.org/wordprocessingml/2006/main" xmlns:m="http://schemas.openxmlformats.org/officeDocument/2006/math" xmlns:r="http://schemas.openxmlformats.org/officeDocument/2006/relationships" xmlns:o="urn:schemas-microsoft-com:office:office" xmlns:v="urn:schemas-microsoft-com:vml" xmlns:w10="urn:schemas-microsoft-com:office:word" xmlns:a="http://schemas.openxmlformats.org/drawingml/2006/main" xmlns:pic="http://schemas.openxmlformats.org/drawingml/2006/picture" xmlns:wp="http://schemas.openxmlformats.org/drawingml/2006/wordprocessingDrawing">
   <w:body>
-    <w:bookmarkStart w:id="122" w:name="第三章-动态缓存管理主要工作1布隆过滤器支持的sqlcte缓存机制"/>
+    <w:bookmarkStart w:id="121" w:name="第三章-动态缓存管理主要工作1布隆过滤器支持的sqlcte缓存机制"/>
     <w:p>
       <w:pPr>
         <w:pStyle w:val="Heading1"/>
@@ -182,7 +182,7 @@
         <w:rPr>
           <w:rFonts w:hint="eastAsia"/>
         </w:rPr>
-        <w:t xml:space="preserve">根据Kemper和Neumann在HyPer系统研究中的发现[2]，现代OLAP工作负载中约60-80%的查询具有重复或相似的模式。传统查询处理流水线存在以下核心问题：</w:t>
+        <w:t xml:space="preserve">根据Kemper和Neumann在HyPer系统研究中的发现[26]，现代OLAP工作负载中约60-80%的查询具有重复或相似的模式。传统查询处理流水线存在以下核心问题：</w:t>
       </w:r>
     </w:p>
     <w:p>
@@ -226,7 +226,7 @@
         <w:rPr>
           <w:rFonts w:hint="eastAsia"/>
         </w:rPr>
-        <w:t xml:space="preserve">根据Graefe在查询编译技术综述中的分析[3]，解析阶段通常占据查询总时间的5-15%</w:t>
+        <w:t xml:space="preserve">根据Graefe在查询编译技术综述中的分析[27]，解析阶段通常占据查询总时间的5-15%</w:t>
       </w:r>
       <w:r>
         <w:t xml:space="preserve"> </w:t>
@@ -282,7 +282,7 @@
         <w:rPr>
           <w:rFonts w:hint="eastAsia"/>
         </w:rPr>
-        <w:t xml:space="preserve">Ioannidis在查询优化综述中指出[4]，复杂查询的优化时间可能占总执行时间的20-40%</w:t>
+        <w:t xml:space="preserve">Ioannidis在查询优化综述中指出[28]，复杂查询的优化时间可能占总执行时间的20-40%</w:t>
       </w:r>
       <w:r>
         <w:t xml:space="preserve"> </w:t>
@@ -433,7 +433,7 @@
         <w:rPr>
           <w:rFonts w:hint="eastAsia"/>
         </w:rPr>
-        <w:t xml:space="preserve">本研究提出的动态缓存机制借鉴了Bloom在1970年提出的布隆过滤器理论[6]，结合现代机器学习技术，构建了一个多层次、自适应的查询结果缓存系统。</w:t>
+        <w:t xml:space="preserve">本研究提出的动态缓存机制借鉴了Bloom在1970年提出的布隆过滤器理论[9]，结合现代机器学习技术，构建了一个多层次、自适应的查询结果缓存系统。</w:t>
       </w:r>
     </w:p>
     <w:p>
@@ -581,7 +581,7 @@
         <w:rPr>
           <w:rFonts w:hint="eastAsia"/>
         </w:rPr>
-        <w:t xml:space="preserve">动态缓存机制在查询解析完成后立即进行缓存检查，这一策略的理论基础来源于Amdahl定律[29]。根据该定律，系统性能的提升受限于不可并行化部分的比例。</w:t>
+        <w:t xml:space="preserve">动态缓存机制在查询解析完成后立即进行缓存检查，这一策略的理论基础来源于Amdahl定律[31]。根据该定律，系统性能的提升受限于不可并行化部分的比例。</w:t>
       </w:r>
     </w:p>
     <w:p>
@@ -2698,7 +2698,7 @@
         <w:rPr>
           <w:rFonts w:hint="eastAsia"/>
         </w:rPr>
-        <w:t xml:space="preserve">查询缓存系统的核心数据结构设计遵循软件工程中的高内聚、低耦合原则，同时借鉴了操作系统中页面置换算法的设计思想[30]。</w:t>
+        <w:t xml:space="preserve">查询缓存系统的核心数据结构设计遵循软件工程中的高内聚、低耦合原则，同时借鉴了操作系统中页面置换算法的设计思想[32]。</w:t>
       </w:r>
     </w:p>
     <w:p>
@@ -3739,7 +3739,7 @@
         <w:rPr>
           <w:rFonts w:hint="eastAsia"/>
         </w:rPr>
-        <w:t xml:space="preserve">存储完整的查询结果，这一设计借鉴了物化视图的概念[9]：</w:t>
+        <w:t xml:space="preserve">存储完整的查询结果，这一设计借鉴了物化视图的概念[5]：</w:t>
       </w:r>
     </w:p>
     <w:p>
@@ -7564,7 +7564,7 @@
         <w:rPr>
           <w:rFonts w:hint="eastAsia"/>
         </w:rPr>
-        <w:t xml:space="preserve">使用Kirsch-Mitzenmacher双重哈希技术[9]：</w:t>
+        <w:t xml:space="preserve">使用Kirsch-Mitzenmacher双重哈希技术[30]：</w:t>
       </w:r>
     </w:p>
     <w:p>
@@ -16075,7 +16075,7 @@
         <w:rPr>
           <w:rFonts w:hint="eastAsia"/>
         </w:rPr>
-        <w:t xml:space="preserve">个哈希值。Kirsch和Mitzenmacher在2008年的研究中证明了双重哈希技术的理论有效性[10]。</w:t>
+        <w:t xml:space="preserve">个哈希值。Kirsch和Mitzenmacher在2008年的研究中证明了双重哈希技术的理论有效性[30]。</w:t>
       </w:r>
     </w:p>
     <w:p>
@@ -37531,7 +37531,7 @@
         <w:rPr>
           <w:rFonts w:hint="eastAsia"/>
         </w:rPr>
-        <w:t xml:space="preserve">个哈希值。Kirsch和Mitzenmacher在2008年的研究中证明了双重哈希技术的理论有效性[^10]。</w:t>
+        <w:t xml:space="preserve">个哈希值。Kirsch和Mitzenmacher在2008年的研究中证明了双重哈希技术的理论有效性[30]。</w:t>
       </w:r>
     </w:p>
     <w:p>
@@ -54275,43 +54275,7 @@
     </w:p>
     <w:bookmarkEnd w:id="119"/>
     <w:bookmarkEnd w:id="120"/>
-    <w:bookmarkStart w:id="121" w:name="参考文献-1"/>
-    <w:p>
-      <w:pPr>
-        <w:pStyle w:val="Heading2"/>
-      </w:pPr>
-      <w:r>
-        <w:rPr>
-          <w:rFonts w:hint="eastAsia"/>
-        </w:rPr>
-        <w:t xml:space="preserve">参考文献</w:t>
-      </w:r>
-    </w:p>
-    <w:p>
-      <w:pPr>
-        <w:pStyle w:val="FirstParagraph"/>
-      </w:pPr>
-      <w:r>
-        <w:rPr>
-          <w:rFonts w:hint="eastAsia"/>
-        </w:rPr>
-        <w:t xml:space="preserve">本章引用的参考文献请参见</w:t>
-      </w:r>
-      <w:hyperlink r:id="rId84">
-        <w:r>
-          <w:rPr>
-            <w:rStyle w:val="Hyperlink"/>
-            <w:rFonts w:hint="eastAsia"/>
-          </w:rPr>
-          <w:t xml:space="preserve">统一参考文献列表.md</w:t>
-        </w:r>
-      </w:hyperlink>
-      <w:r>
-        <w:t xml:space="preserve">。</w:t>
-      </w:r>
-    </w:p>
     <w:bookmarkEnd w:id="121"/>
-    <w:bookmarkEnd w:id="122"/>
     <w:sectPr>
       <w:footnotePr>
         <w:numRestart w:val="eachSect"/>

--- a/md/_integrated_docx_out/第三章-动态缓存管理.docx
+++ b/md/_integrated_docx_out/第三章-动态缓存管理.docx
@@ -113,14 +113,14 @@
       <w:r>
         <w:drawing>
           <wp:inline>
-            <wp:extent cx="5334000" cy="19814786"/>
+            <wp:extent cx="5334000" cy="13811425"/>
             <wp:effectExtent b="0" l="0" r="0" t="0"/>
             <wp:docPr descr="图片" title="" id="10" name="Picture"/>
             <a:graphic>
               <a:graphicData uri="http://schemas.openxmlformats.org/drawingml/2006/picture">
                 <pic:pic>
                   <pic:nvPicPr>
-                    <pic:cNvPr descr="/Users/max/src/duckdb/md/images/3.1_动态缓存机制在查询流水线中的定位.png" id="11" name="Picture"/>
+                    <pic:cNvPr descr="/Users/max/src/duckdb/md/images/3-图3.1%20动态缓存管理系统架构流程.png" id="11" name="Picture"/>
                     <pic:cNvPicPr>
                       <a:picLocks noChangeArrowheads="1" noChangeAspect="1"/>
                     </pic:cNvPicPr>
@@ -134,7 +134,7 @@
                   <pic:spPr bwMode="auto">
                     <a:xfrm>
                       <a:off x="0" y="0"/>
-                      <a:ext cx="5334000" cy="19814786"/>
+                      <a:ext cx="5334000" cy="13811425"/>
                     </a:xfrm>
                     <a:prstGeom prst="rect">
                       <a:avLst/>

--- a/md/_integrated_docx_out/第三章-动态缓存管理.docx
+++ b/md/_integrated_docx_out/第三章-动态缓存管理.docx
@@ -2,7 +2,7 @@
 <file path=word/document.xml><?xml version="1.0" encoding="utf-8"?>
 <w:document xmlns:w="http://schemas.openxmlformats.org/wordprocessingml/2006/main" xmlns:m="http://schemas.openxmlformats.org/officeDocument/2006/math" xmlns:r="http://schemas.openxmlformats.org/officeDocument/2006/relationships" xmlns:o="urn:schemas-microsoft-com:office:office" xmlns:v="urn:schemas-microsoft-com:vml" xmlns:w10="urn:schemas-microsoft-com:office:word" xmlns:a="http://schemas.openxmlformats.org/drawingml/2006/main" xmlns:pic="http://schemas.openxmlformats.org/drawingml/2006/picture" xmlns:wp="http://schemas.openxmlformats.org/drawingml/2006/wordprocessingDrawing">
   <w:body>
-    <w:bookmarkStart w:id="28" w:name="第三章-动态缓存管理"/>
+    <w:bookmarkStart w:id="31" w:name="第三章-动态缓存管理"/>
     <w:p>
       <w:pPr>
         <w:pStyle w:val="Heading1"/>
@@ -113,14 +113,14 @@
       <w:r>
         <w:drawing>
           <wp:inline>
-            <wp:extent cx="5334000" cy="13811425"/>
+            <wp:extent cx="5334000" cy="8923547"/>
             <wp:effectExtent b="0" l="0" r="0" t="0"/>
             <wp:docPr descr="图片" title="" id="10" name="Picture"/>
             <a:graphic>
               <a:graphicData uri="http://schemas.openxmlformats.org/drawingml/2006/picture">
                 <pic:pic>
                   <pic:nvPicPr>
-                    <pic:cNvPr descr="/Users/max/src/duckdb/md/images/3-图3.1%20动态缓存管理系统架构流程.png" id="11" name="Picture"/>
+                    <pic:cNvPr descr="/Users/max/src/duckdb/md/images/3-图3.1%20动态缓存管理系统整体流程.png" id="11" name="Picture"/>
                     <pic:cNvPicPr>
                       <a:picLocks noChangeArrowheads="1" noChangeAspect="1"/>
                     </pic:cNvPicPr>
@@ -134,7 +134,7 @@
                   <pic:spPr bwMode="auto">
                     <a:xfrm>
                       <a:off x="0" y="0"/>
-                      <a:ext cx="5334000" cy="13811425"/>
+                      <a:ext cx="5334000" cy="8923547"/>
                     </a:xfrm>
                     <a:prstGeom prst="rect">
                       <a:avLst/>
@@ -162,34 +162,6 @@
           <w:rFonts w:hint="eastAsia"/>
         </w:rPr>
         <w:t xml:space="preserve">图片</w:t>
-      </w:r>
-    </w:p>
-    <w:p>
-      <w:pPr>
-        <w:pStyle w:val="BodyText"/>
-      </w:pPr>
-      <w:r>
-        <w:rPr>
-          <w:rFonts w:hint="eastAsia"/>
-          <w:b/>
-          <w:bCs/>
-        </w:rPr>
-        <w:t xml:space="preserve">图3.1</w:t>
-      </w:r>
-      <w:r>
-        <w:rPr>
-          <w:b/>
-          <w:bCs/>
-        </w:rPr>
-        <w:t xml:space="preserve"> </w:t>
-      </w:r>
-      <w:r>
-        <w:rPr>
-          <w:rFonts w:hint="eastAsia"/>
-          <w:b/>
-          <w:bCs/>
-        </w:rPr>
-        <w:t xml:space="preserve">动态缓存管理系统架构流程</w:t>
       </w:r>
     </w:p>
     <w:bookmarkEnd w:id="12"/>
@@ -803,7 +775,7 @@
     </w:p>
     <w:bookmarkEnd w:id="21"/>
     <w:bookmarkEnd w:id="22"/>
-    <w:bookmarkStart w:id="26" w:name="详细设计及相关技术"/>
+    <w:bookmarkStart w:id="29" w:name="详细设计及相关技术"/>
     <w:p>
       <w:pPr>
         <w:pStyle w:val="Heading2"/>
@@ -818,7 +790,65 @@
         <w:t xml:space="preserve">详细设计及相关技术</w:t>
       </w:r>
     </w:p>
-    <w:bookmarkStart w:id="23" w:name="基于布隆过滤器的前置过滤技术"/>
+    <w:p>
+      <w:pPr>
+        <w:pStyle w:val="CaptionedFigure"/>
+      </w:pPr>
+      <w:r>
+        <w:drawing>
+          <wp:inline>
+            <wp:extent cx="5334000" cy="11500883"/>
+            <wp:effectExtent b="0" l="0" r="0" t="0"/>
+            <wp:docPr descr="图片" title="" id="24" name="Picture"/>
+            <a:graphic>
+              <a:graphicData uri="http://schemas.openxmlformats.org/drawingml/2006/picture">
+                <pic:pic>
+                  <pic:nvPicPr>
+                    <pic:cNvPr descr="/Users/max/src/duckdb/md/images/3-图3.2%20动态缓存管理系统局部流程详情.png" id="25" name="Picture"/>
+                    <pic:cNvPicPr>
+                      <a:picLocks noChangeArrowheads="1" noChangeAspect="1"/>
+                    </pic:cNvPicPr>
+                  </pic:nvPicPr>
+                  <pic:blipFill>
+                    <a:blip r:embed="rId23"/>
+                    <a:stretch>
+                      <a:fillRect/>
+                    </a:stretch>
+                  </pic:blipFill>
+                  <pic:spPr bwMode="auto">
+                    <a:xfrm>
+                      <a:off x="0" y="0"/>
+                      <a:ext cx="5334000" cy="11500883"/>
+                    </a:xfrm>
+                    <a:prstGeom prst="rect">
+                      <a:avLst/>
+                    </a:prstGeom>
+                    <a:noFill/>
+                    <a:ln w="9525">
+                      <a:noFill/>
+                      <a:headEnd/>
+                      <a:tailEnd/>
+                    </a:ln>
+                  </pic:spPr>
+                </pic:pic>
+              </a:graphicData>
+            </a:graphic>
+          </wp:inline>
+        </w:drawing>
+      </w:r>
+    </w:p>
+    <w:p>
+      <w:pPr>
+        <w:pStyle w:val="ImageCaption"/>
+      </w:pPr>
+      <w:r>
+        <w:rPr>
+          <w:rFonts w:hint="eastAsia"/>
+        </w:rPr>
+        <w:t xml:space="preserve">图片</w:t>
+      </w:r>
+    </w:p>
+    <w:bookmarkStart w:id="26" w:name="基于布隆过滤器的前置过滤技术"/>
     <w:p>
       <w:pPr>
         <w:pStyle w:val="Heading3"/>
@@ -965,8 +995,8 @@
         <w:t xml:space="preserve">分层布隆过滤器是系统的高级特性，通过多个层次的过滤器实现更精确的过滤效果。第一层过滤器覆盖所有缓存条目，提供基础的过滤能力。第二层过滤器覆盖热点查询，具有更低的假阳性率。第三层过滤器覆盖特定类型的查询，如复杂分析查询、报表查询等。分层设计允许系统根据查询的重要性和特征选择不同精度的过滤器，在性能和准确性之间取得最佳平衡。层间协调机制确保不同层次过滤器之间的一致性和协调工作。</w:t>
       </w:r>
     </w:p>
-    <w:bookmarkEnd w:id="23"/>
-    <w:bookmarkStart w:id="24" w:name="基于sql语句动态缓存技术"/>
+    <w:bookmarkEnd w:id="26"/>
+    <w:bookmarkStart w:id="27" w:name="基于sql语句动态缓存技术"/>
     <w:p>
       <w:pPr>
         <w:pStyle w:val="Heading3"/>
@@ -1036,8 +1066,8 @@
         <w:t xml:space="preserve">结果集压缩和存储优化是提高缓存效率的重要技术，系统采用多种压缩算法和存储优化技术减少缓存的空间占用。压缩算法包括通用压缩算法如LZ4、Snappy、ZSTD等，以及专门的数据库压缩算法如字典编码、行程编码、位图压缩等。压缩策略根据数据特征自动选择最优的压缩算法，对于数值数据使用数值压缩，对于字符串数据使用字典压缩，对于稀疏数据使用位图压缩。存储优化包括列式存储、分块存储、增量存储等技术，通过优化数据布局提高访问性能和压缩效果。</w:t>
       </w:r>
     </w:p>
-    <w:bookmarkEnd w:id="24"/>
-    <w:bookmarkStart w:id="25" w:name="基于cte子语句的动态缓存技术"/>
+    <w:bookmarkEnd w:id="27"/>
+    <w:bookmarkStart w:id="28" w:name="基于cte子语句的动态缓存技术"/>
     <w:p>
       <w:pPr>
         <w:pStyle w:val="Heading3"/>
@@ -1127,9 +1157,9 @@
         <w:t xml:space="preserve">递归CTE优化是CTE缓存技术的高级特性，专门处理递归查询的缓存需求。递归CTE通常用于处理层次数据、图遍历、路径查找等复杂场景，其执行过程包括初始化、迭代计算、终止检查等多个阶段。缓存策略针对递归CTE的特点进行优化，包括中间结果缓存、迭代状态缓存、终止条件缓存等。中间结果缓存存储每次迭代的计算结果，避免重复计算。迭代状态缓存保存递归的执行状态，支持递归的暂停和恢复。终止条件缓存优化递归的终止判断，提高递归执行的效率。递归优化还包括循环检测、深度限制、内存管理等安全机制，确保递归CTE的稳定执行。</w:t>
       </w:r>
     </w:p>
-    <w:bookmarkEnd w:id="25"/>
-    <w:bookmarkEnd w:id="26"/>
-    <w:bookmarkStart w:id="27" w:name="本章小结"/>
+    <w:bookmarkEnd w:id="28"/>
+    <w:bookmarkEnd w:id="29"/>
+    <w:bookmarkStart w:id="30" w:name="本章小结"/>
     <w:p>
       <w:pPr>
         <w:pStyle w:val="Heading2"/>
@@ -1210,8 +1240,8 @@
         <w:t xml:space="preserve">通过本章介绍的动态缓存管理技术，系统能够智能地识别和缓存有价值的查询结果，通过多层次的过滤和匹配机制提高缓存命中率，通过细粒度的缓存策略最大化缓存的利用效率。这些技术为第四章的动态缓存更新策略提供了坚实的基础，两者结合构成了完整的智能缓存管理解决方案。</w:t>
       </w:r>
     </w:p>
-    <w:bookmarkEnd w:id="27"/>
-    <w:bookmarkEnd w:id="28"/>
+    <w:bookmarkEnd w:id="30"/>
+    <w:bookmarkEnd w:id="31"/>
     <w:sectPr>
       <w:footnotePr>
         <w:numRestart w:val="eachSect"/>
